--- a/baza/исходник миникурса/УВЕДОМЛЕНИЕ_РОСКОМНАДЗОР_ОПЕРАТОР_ПЕРСОНАЛЬНЫХ_ДАННЫХ.docx
+++ b/baza/исходник миникурса/УВЕДОМЛЕНИЕ_РОСКОМНАДЗОР_ОПЕРАТОР_ПЕРСОНАЛЬНЫХ_ДАННЫХ.docx
@@ -4,7 +4,6 @@
   <w:body>
     <w:p>
       <w:pPr>
-        <w:spacing w:after="40"/>
         <w:jc w:val="center"/>
       </w:pPr>
       <w:r>
@@ -12,31 +11,16 @@
           <w:rFonts w:ascii="Calibri" w:hAnsi="Calibri"/>
           <w:b/>
           <w:color w:val="1F4E5B"/>
-          <w:sz w:val="32"/>
+          <w:sz w:val="28"/>
         </w:rPr>
-        <w:t>ДАННЫЕ ДЛЯ РЕГИСТРАЦИИ В РОСКОМНАДЗОРЕ (РКН)</w:t>
+        <w:t>УНИВЕРСАЛЬНЫЕ ДАННЫЕ ДЛЯ РЕГИСТРАЦИИ В РОСКОМНАДЗОРЕ (РКН)</w:t>
+        <w:br/>
+        <w:t>(С максимальным запасом на будущее расширение деятельности)</w:t>
       </w:r>
     </w:p>
     <w:p>
       <w:pPr>
-        <w:spacing w:after="280"/>
-        <w:jc w:val="center"/>
-      </w:pPr>
-      <w:r>
-        <w:rPr>
-          <w:rFonts w:ascii="Calibri" w:hAnsi="Calibri"/>
-          <w:i/>
-          <w:color w:val="555555"/>
-          <w:sz w:val="21"/>
-        </w:rPr>
-        <w:t>Форма уведомления об обработке (намерении осуществлять обработку) персональных данных</w:t>
-        <w:br/>
-        <w:t>в соответствии со ст. 22 Федерального закона от 27.07.2006 № 152-ФЗ</w:t>
-      </w:r>
-    </w:p>
-    <w:p>
-      <w:pPr>
-        <w:spacing w:before="240" w:after="60"/>
+        <w:spacing w:before="220" w:after="40"/>
       </w:pPr>
       <w:r>
         <w:rPr>
@@ -45,12 +29,12 @@
           <w:color w:val="1F4E5B"/>
           <w:sz w:val="24"/>
         </w:rPr>
-        <w:t>1. СВЕДЕНИЯ ОБ ОПЕРАТОРЕ</w:t>
+        <w:t>1. ОБЩИЕ СВЕДЕНИЯ ОБ ОПЕРАТОРЕ</w:t>
       </w:r>
     </w:p>
     <w:p>
       <w:pPr>
-        <w:spacing w:before="80" w:after="40"/>
+        <w:spacing w:before="60" w:after="40"/>
       </w:pPr>
       <w:r>
         <w:rPr>
@@ -64,7 +48,6 @@
       <w:r>
         <w:rPr>
           <w:rFonts w:ascii="Calibri" w:hAnsi="Calibri"/>
-          <w:color w:val="222222"/>
           <w:sz w:val="20"/>
         </w:rPr>
         <w:t>Физическое лицо / Индивидуальный предприниматель / Самозанятый</w:t>
@@ -72,7 +55,7 @@
     </w:p>
     <w:p>
       <w:pPr>
-        <w:spacing w:before="80" w:after="40"/>
+        <w:spacing w:before="60" w:after="40"/>
       </w:pPr>
       <w:r>
         <w:rPr>
@@ -81,12 +64,11 @@
           <w:color w:val="1F4E5B"/>
           <w:sz w:val="20"/>
         </w:rPr>
-        <w:t xml:space="preserve">ФИО оператора: </w:t>
+        <w:t xml:space="preserve">ФИО: </w:t>
       </w:r>
       <w:r>
         <w:rPr>
           <w:rFonts w:ascii="Calibri" w:hAnsi="Calibri"/>
-          <w:color w:val="222222"/>
           <w:sz w:val="20"/>
         </w:rPr>
         <w:t>Федоров Анатолий Игоревич</w:t>
@@ -94,7 +76,7 @@
     </w:p>
     <w:p>
       <w:pPr>
-        <w:spacing w:before="80" w:after="40"/>
+        <w:spacing w:before="60" w:after="40"/>
       </w:pPr>
       <w:r>
         <w:rPr>
@@ -108,7 +90,6 @@
       <w:r>
         <w:rPr>
           <w:rFonts w:ascii="Calibri" w:hAnsi="Calibri"/>
-          <w:color w:val="222222"/>
           <w:sz w:val="20"/>
         </w:rPr>
         <w:t>164803784216</w:t>
@@ -116,7 +97,7 @@
     </w:p>
     <w:p>
       <w:pPr>
-        <w:spacing w:before="80" w:after="40"/>
+        <w:spacing w:before="60" w:after="40"/>
       </w:pPr>
       <w:r>
         <w:rPr>
@@ -125,12 +106,11 @@
           <w:color w:val="1F4E5B"/>
           <w:sz w:val="20"/>
         </w:rPr>
-        <w:t xml:space="preserve">E-mail оператора: </w:t>
+        <w:t xml:space="preserve">E-mail: </w:t>
       </w:r>
       <w:r>
         <w:rPr>
           <w:rFonts w:ascii="Calibri" w:hAnsi="Calibri"/>
-          <w:color w:val="222222"/>
           <w:sz w:val="20"/>
         </w:rPr>
         <w:t>tolikus@inbox.ru</w:t>
@@ -138,7 +118,7 @@
     </w:p>
     <w:p>
       <w:pPr>
-        <w:spacing w:before="80" w:after="40"/>
+        <w:spacing w:before="60" w:after="40"/>
       </w:pPr>
       <w:r>
         <w:rPr>
@@ -152,15 +132,14 @@
       <w:r>
         <w:rPr>
           <w:rFonts w:ascii="Calibri" w:hAnsi="Calibri"/>
-          <w:color w:val="222222"/>
           <w:sz w:val="20"/>
         </w:rPr>
-        <w:t>[Указать ваш номер телефона при заполнении на Госуслугах]</w:t>
+        <w:t>[Указать ваш номер телефона]</w:t>
       </w:r>
     </w:p>
     <w:p>
       <w:pPr>
-        <w:spacing w:before="80" w:after="40"/>
+        <w:spacing w:before="60" w:after="40"/>
       </w:pPr>
       <w:r>
         <w:rPr>
@@ -174,7 +153,6 @@
       <w:r>
         <w:rPr>
           <w:rFonts w:ascii="Calibri" w:hAnsi="Calibri"/>
-          <w:color w:val="222222"/>
           <w:sz w:val="20"/>
         </w:rPr>
         <w:t>[Указать адрес по паспорту]</w:t>
@@ -182,7 +160,7 @@
     </w:p>
     <w:p>
       <w:pPr>
-        <w:spacing w:before="80" w:after="40"/>
+        <w:spacing w:before="60" w:after="40"/>
       </w:pPr>
       <w:r>
         <w:rPr>
@@ -191,12 +169,11 @@
           <w:color w:val="1F4E5B"/>
           <w:sz w:val="20"/>
         </w:rPr>
-        <w:t xml:space="preserve">Лицо, ответственное за обработку ПД: </w:t>
+        <w:t xml:space="preserve">Лицо, ответственное за организацию обработки ПД: </w:t>
       </w:r>
       <w:r>
         <w:rPr>
           <w:rFonts w:ascii="Calibri" w:hAnsi="Calibri"/>
-          <w:color w:val="222222"/>
           <w:sz w:val="20"/>
         </w:rPr>
         <w:t>Федоров Анатолий Игоревич, тел: [ваш телефон], e-mail: tolikus@inbox.ru</w:t>
@@ -204,7 +181,7 @@
     </w:p>
     <w:p>
       <w:pPr>
-        <w:spacing w:before="240" w:after="60"/>
+        <w:spacing w:before="220" w:after="40"/>
       </w:pPr>
       <w:r>
         <w:rPr>
@@ -213,12 +190,12 @@
           <w:color w:val="1F4E5B"/>
           <w:sz w:val="24"/>
         </w:rPr>
-        <w:t>2. ЦЕЛИ ОБРАБОТКИ ПЕРСОНАЛЬНЫХ ДАННЫХ</w:t>
+        <w:t>2. ЦЕЛИ ОБРАБОТКИ ПЕРСОНАЛЬНЫХ ДАННЫХ (ВСЕ ВОЗМОЖНЫЕ НАПРАВЛЕНИЯ)</w:t>
       </w:r>
     </w:p>
     <w:p>
       <w:pPr>
-        <w:spacing w:before="80" w:after="40"/>
+        <w:spacing w:before="60" w:after="40"/>
       </w:pPr>
       <w:r>
         <w:rPr>
@@ -227,20 +204,19 @@
           <w:color w:val="1F4E5B"/>
           <w:sz w:val="20"/>
         </w:rPr>
-        <w:t xml:space="preserve">Цель 1: </w:t>
+        <w:t xml:space="preserve">Цель 1 (Договоры и услуги): </w:t>
       </w:r>
       <w:r>
         <w:rPr>
           <w:rFonts w:ascii="Calibri" w:hAnsi="Calibri"/>
-          <w:color w:val="222222"/>
           <w:sz w:val="20"/>
         </w:rPr>
-        <w:t>Заключение, исполнение и прекращение договоров возмездного оказания информационно-консультационных услуг, психологических консультаций и предоставления доступа к онлайн-курсам и цифровым материалам</w:t>
+        <w:t>Заключение, исполнение и прекращение договоров возмездного оказания информационно-консультационных, аналитических, психологических услуг, проведения психологических сессий, гипнотерапии, онлайн-курсов, тренингов, мастер-классов, предоставления доступа к закрытым цифровым сервисам, ботам, клубам и сообществам</w:t>
       </w:r>
     </w:p>
     <w:p>
       <w:pPr>
-        <w:spacing w:before="80" w:after="40"/>
+        <w:spacing w:before="60" w:after="40"/>
       </w:pPr>
       <w:r>
         <w:rPr>
@@ -249,20 +225,19 @@
           <w:color w:val="1F4E5B"/>
           <w:sz w:val="20"/>
         </w:rPr>
-        <w:t xml:space="preserve">Категории субъектов для Цели 1: </w:t>
+        <w:t xml:space="preserve">Цель 2 (Оплата и чеки): </w:t>
       </w:r>
       <w:r>
         <w:rPr>
           <w:rFonts w:ascii="Calibri" w:hAnsi="Calibri"/>
-          <w:color w:val="222222"/>
           <w:sz w:val="20"/>
         </w:rPr>
-        <w:t>Клиенты, заказчики услуг, пользователи Telegram-ботов и веб-сайтов оператора</w:t>
+        <w:t>Прием платежей, проведение расчетов, оформление и направление фискальных и электронных чеков в соответствии с законодательством РФ (54-ФЗ, 422-ФЗ)</w:t>
       </w:r>
     </w:p>
     <w:p>
       <w:pPr>
-        <w:spacing w:before="80" w:after="40"/>
+        <w:spacing w:before="60" w:after="40"/>
       </w:pPr>
       <w:r>
         <w:rPr>
@@ -271,20 +246,19 @@
           <w:color w:val="1F4E5B"/>
           <w:sz w:val="20"/>
         </w:rPr>
-        <w:t xml:space="preserve">Категории ПД для Цели 1: </w:t>
+        <w:t xml:space="preserve">Цель 3 (Информирование и маркетинг): </w:t>
       </w:r>
       <w:r>
         <w:rPr>
           <w:rFonts w:ascii="Calibri" w:hAnsi="Calibri"/>
-          <w:color w:val="222222"/>
           <w:sz w:val="20"/>
         </w:rPr>
-        <w:t>Фамилия, имя, номер телефона, адрес электронной почты, идентификатор пользователя Telegram (ID и username), сведения об оплате (сумма, дата, номер заказа), ответы на вопросы тестов и анкет</w:t>
+        <w:t>Направление информационных и рекламных сообщений, уведомлений об уроках, вебинарах, закрытых эфирах, специальных предложениях и обучающих программах (с возможностью добровольной отписки)</w:t>
       </w:r>
     </w:p>
     <w:p>
       <w:pPr>
-        <w:spacing w:before="80" w:after="40"/>
+        <w:spacing w:before="60" w:after="40"/>
       </w:pPr>
       <w:r>
         <w:rPr>
@@ -293,20 +267,19 @@
           <w:color w:val="1F4E5B"/>
           <w:sz w:val="20"/>
         </w:rPr>
-        <w:t xml:space="preserve">Правовое основание: </w:t>
+        <w:t xml:space="preserve">Цель 4 (Аналитика и сервисы): </w:t>
       </w:r>
       <w:r>
         <w:rPr>
           <w:rFonts w:ascii="Calibri" w:hAnsi="Calibri"/>
-          <w:color w:val="222222"/>
           <w:sz w:val="20"/>
         </w:rPr>
-        <w:t>Гражданский кодекс РФ (ст. 437, 438, 779), Федеральный закон от 27.07.2006 № 152-ФЗ (п. 5 ч. 1 ст. 6), Федеральный закон от 27.11.2018 № 422-ФЗ, Договор публичной оферты</w:t>
+        <w:t>Сбор аналитических данных, тестирование, анкетирование, проведение опросов, улучшение качества цифровых продуктов и работы ботов</w:t>
       </w:r>
     </w:p>
     <w:p>
       <w:pPr>
-        <w:spacing w:before="240" w:after="60"/>
+        <w:spacing w:before="220" w:after="40"/>
       </w:pPr>
       <w:r>
         <w:rPr>
@@ -315,12 +288,12 @@
           <w:color w:val="1F4E5B"/>
           <w:sz w:val="24"/>
         </w:rPr>
-        <w:t>3. ДЕЙСТВИЯ С ДАННЫМИ И СПОСОБЫ ОБРАБОТКИ</w:t>
+        <w:t>3. КАТЕГОРИИ СУБЪЕКТОВ ПД</w:t>
       </w:r>
     </w:p>
     <w:p>
       <w:pPr>
-        <w:spacing w:before="80" w:after="40"/>
+        <w:spacing w:before="60" w:after="40"/>
       </w:pPr>
       <w:r>
         <w:rPr>
@@ -329,20 +302,33 @@
           <w:color w:val="1F4E5B"/>
           <w:sz w:val="20"/>
         </w:rPr>
-        <w:t xml:space="preserve">Перечень действий с ПД: </w:t>
+        <w:t xml:space="preserve">Субъекты: </w:t>
       </w:r>
       <w:r>
         <w:rPr>
           <w:rFonts w:ascii="Calibri" w:hAnsi="Calibri"/>
-          <w:color w:val="222222"/>
           <w:sz w:val="20"/>
         </w:rPr>
-        <w:t>Сбор, запись, систематизация, накопление, хранение, уточнение (обновление, изменение), извлечение, использование, передача (предоставление платежным сервисам в объеме, необходимом для приема платежей), обезличивание, блокирование, удаление, уничтожение</w:t>
+        <w:t>Клиенты, заказчики услуг, участники онлайн-курсов, клубов и вебинаров, пользователи сайтов, мобильных приложений, WebApp и Telegram-ботов оператора</w:t>
       </w:r>
     </w:p>
     <w:p>
       <w:pPr>
-        <w:spacing w:before="80" w:after="40"/>
+        <w:spacing w:before="220" w:after="40"/>
+      </w:pPr>
+      <w:r>
+        <w:rPr>
+          <w:rFonts w:ascii="Calibri" w:hAnsi="Calibri"/>
+          <w:b/>
+          <w:color w:val="1F4E5B"/>
+          <w:sz w:val="24"/>
+        </w:rPr>
+        <w:t>4. КАТЕГОРИИ ОБРАБАТЫВАЕМЫХ ДАННЫХ (МАКСИМАЛЬНЫЙ ПЕРЕЧЕНЬ)</w:t>
+      </w:r>
+    </w:p>
+    <w:p>
+      <w:pPr>
+        <w:spacing w:before="60" w:after="40"/>
       </w:pPr>
       <w:r>
         <w:rPr>
@@ -351,20 +337,19 @@
           <w:color w:val="1F4E5B"/>
           <w:sz w:val="20"/>
         </w:rPr>
-        <w:t xml:space="preserve">Способы обработки: </w:t>
+        <w:t xml:space="preserve">Общие персональные данные: </w:t>
       </w:r>
       <w:r>
         <w:rPr>
           <w:rFonts w:ascii="Calibri" w:hAnsi="Calibri"/>
-          <w:color w:val="222222"/>
           <w:sz w:val="20"/>
         </w:rPr>
-        <w:t>Смешанная обработка (с использованием средств автоматизации и без использования таких средств) с передачей по внутренней сети и по сети Интернет</w:t>
+        <w:t>Фамилия, имя, отчество; номер контактного телефона; адрес электронной почты (e-mail); никнейм и уникальный идентификатор (ID) в мессенджере Telegram и других социальных сетях; дата и время регистрации/заказа; сведения об оплате (дата, время, сумма, статус транзакции); ответы на вопросы анкет, тестов и психологических опросников; аудио- и видеозаписи консультаций и вебинаров (по согласию); файлы cookie, IP-адреса, данные геолокации и технические параметры устройств</w:t>
       </w:r>
     </w:p>
     <w:p>
       <w:pPr>
-        <w:spacing w:before="240" w:after="60"/>
+        <w:spacing w:before="220" w:after="40"/>
       </w:pPr>
       <w:r>
         <w:rPr>
@@ -373,12 +358,12 @@
           <w:color w:val="1F4E5B"/>
           <w:sz w:val="24"/>
         </w:rPr>
-        <w:t>4. МЕСТОНАХОЖДЕНИЕ БАЗЫ ДАННЫХ (ТРЕБОВАНИЕ ЛОКАЛИЗАЦИИ В РФ)</w:t>
+        <w:t>5. ПРАВОВЫЕ ОСНОВАНИЯ</w:t>
       </w:r>
     </w:p>
     <w:p>
       <w:pPr>
-        <w:spacing w:before="80" w:after="40"/>
+        <w:spacing w:before="60" w:after="40"/>
       </w:pPr>
       <w:r>
         <w:rPr>
@@ -387,20 +372,33 @@
           <w:color w:val="1F4E5B"/>
           <w:sz w:val="20"/>
         </w:rPr>
-        <w:t xml:space="preserve">Страна размещения баз данных: </w:t>
+        <w:t xml:space="preserve">Основания: </w:t>
       </w:r>
       <w:r>
         <w:rPr>
           <w:rFonts w:ascii="Calibri" w:hAnsi="Calibri"/>
-          <w:color w:val="222222"/>
           <w:sz w:val="20"/>
         </w:rPr>
-        <w:t>Российская Федерация (РФ)</w:t>
+        <w:t>Гражданский кодекс РФ (ст. 437, 438, 779 ГК РФ); Федеральный закон от 27.07.2006 № 152-ФЗ «О персональных данных» (п. 1 и п. 5 ч. 1 ст. 6); Закон РФ «О защите прав потребителей» (ст. 32); Федеральный закон от 27.11.2018 № 422-ФЗ; Публичная оферта и Согласие субъекта персональных данных</w:t>
       </w:r>
     </w:p>
     <w:p>
       <w:pPr>
-        <w:spacing w:before="80" w:after="40"/>
+        <w:spacing w:before="220" w:after="40"/>
+      </w:pPr>
+      <w:r>
+        <w:rPr>
+          <w:rFonts w:ascii="Calibri" w:hAnsi="Calibri"/>
+          <w:b/>
+          <w:color w:val="1F4E5B"/>
+          <w:sz w:val="24"/>
+        </w:rPr>
+        <w:t>6. ДЕЙСТВИЯ С ДАННЫМИ И СПОСОБЫ ОБРАБОТКИ</w:t>
+      </w:r>
+    </w:p>
+    <w:p>
+      <w:pPr>
+        <w:spacing w:before="60" w:after="40"/>
       </w:pPr>
       <w:r>
         <w:rPr>
@@ -409,20 +407,40 @@
           <w:color w:val="1F4E5B"/>
           <w:sz w:val="20"/>
         </w:rPr>
-        <w:t xml:space="preserve">Сведения о ЦОД / Провайдере: </w:t>
+        <w:t xml:space="preserve">Перечень действий: </w:t>
       </w:r>
       <w:r>
         <w:rPr>
           <w:rFonts w:ascii="Calibri" w:hAnsi="Calibri"/>
-          <w:color w:val="222222"/>
           <w:sz w:val="20"/>
         </w:rPr>
-        <w:t>Серверные мощности и базы данных размещены на территории Российской Федерации (ООО «Яндекс Облако», ООО «Селектел» / Timeweb / NotiBot в РФ)</w:t>
+        <w:t>Сбор, запись, систематизация, накопление, хранение, уточнение (обновление, изменение), извлечение, использование, передача (предоставление уполномоченным платежным сервисам и операторам связи), обезличивание, блокирование, удаление, уничтожение персональных данных</w:t>
       </w:r>
     </w:p>
     <w:p>
       <w:pPr>
-        <w:spacing w:before="240" w:after="60"/>
+        <w:spacing w:before="60" w:after="40"/>
+      </w:pPr>
+      <w:r>
+        <w:rPr>
+          <w:rFonts w:ascii="Calibri" w:hAnsi="Calibri"/>
+          <w:b/>
+          <w:color w:val="1F4E5B"/>
+          <w:sz w:val="20"/>
+        </w:rPr>
+        <w:t xml:space="preserve">Способ обработки: </w:t>
+      </w:r>
+      <w:r>
+        <w:rPr>
+          <w:rFonts w:ascii="Calibri" w:hAnsi="Calibri"/>
+          <w:sz w:val="20"/>
+        </w:rPr>
+        <w:t>Смешанная обработка (с использованием средств автоматизации и без использования таких средств) с передачей по внутренней сети и сети Интернет</w:t>
+      </w:r>
+    </w:p>
+    <w:p>
+      <w:pPr>
+        <w:spacing w:before="220" w:after="40"/>
       </w:pPr>
       <w:r>
         <w:rPr>
@@ -431,12 +449,12 @@
           <w:color w:val="1F4E5B"/>
           <w:sz w:val="24"/>
         </w:rPr>
-        <w:t>5. МЕРЫ ПО ОБЕСПЕЧЕНИЮ БЕЗОПАСНОСТИ ДАННЫХ (СТ. 18.1 И 19 152-ФЗ)</w:t>
+        <w:t>7. ЛОКАЛИЗАЦИЯ И МЕРЫ БЕЗОПАСНОСТИ</w:t>
       </w:r>
     </w:p>
     <w:p>
       <w:pPr>
-        <w:spacing w:before="80" w:after="40"/>
+        <w:spacing w:before="60" w:after="40"/>
       </w:pPr>
       <w:r>
         <w:rPr>
@@ -445,20 +463,19 @@
           <w:color w:val="1F4E5B"/>
           <w:sz w:val="20"/>
         </w:rPr>
-        <w:t xml:space="preserve">Правовые и организационные меры: </w:t>
+        <w:t xml:space="preserve">Страна нахождения баз данных: </w:t>
       </w:r>
       <w:r>
         <w:rPr>
           <w:rFonts w:ascii="Calibri" w:hAnsi="Calibri"/>
-          <w:color w:val="222222"/>
           <w:sz w:val="20"/>
         </w:rPr>
-        <w:t>Назначено ответственное лицо за обработку ПД; утверждена и опубликована Политика обработки персональных данных и Публичная оферта; ограничен доступ к базам данных</w:t>
+        <w:t>Российская Федерация (серверные мощности ООО «Яндекс Облако», ООО «Селектел», NotiBot, Timeweb на территории РФ)</w:t>
       </w:r>
     </w:p>
     <w:p>
       <w:pPr>
-        <w:spacing w:before="80" w:after="40"/>
+        <w:spacing w:before="60" w:after="40"/>
       </w:pPr>
       <w:r>
         <w:rPr>
@@ -467,20 +484,19 @@
           <w:color w:val="1F4E5B"/>
           <w:sz w:val="20"/>
         </w:rPr>
-        <w:t xml:space="preserve">Технические меры: </w:t>
+        <w:t xml:space="preserve">Меры безопасности: </w:t>
       </w:r>
       <w:r>
         <w:rPr>
           <w:rFonts w:ascii="Calibri" w:hAnsi="Calibri"/>
-          <w:color w:val="222222"/>
           <w:sz w:val="20"/>
         </w:rPr>
-        <w:t>Использование защищенных протоколов передачи данных (HTTPS, TLS, SSL); шифрование каналов связи; применение парольной защиты и двухфакторной аутентификации доступа к базам данных; антивирусная защита; резервное копирование данных</w:t>
+        <w:t>Назначение ответственного лица; утверждение и публикация Политики обработки ПД; разграничение прав доступа; использование защищенных протоколов HTTPS/TLS/SSL; двухфакторная аутентификация; антивирусная защита и регулярное резервное копирование</w:t>
       </w:r>
     </w:p>
     <w:p>
       <w:pPr>
-        <w:spacing w:before="240" w:after="60"/>
+        <w:spacing w:before="220" w:after="40"/>
       </w:pPr>
       <w:r>
         <w:rPr>
@@ -489,12 +505,12 @@
           <w:color w:val="1F4E5B"/>
           <w:sz w:val="24"/>
         </w:rPr>
-        <w:t>6. ТРАНСГРАНИЧНАЯ ПЕРЕДАЧА</w:t>
+        <w:t>8. СРОК ДЕЙСТВИЯ И ПРЕКРАЩЕНИЕ ОБРАБОТКИ</w:t>
       </w:r>
     </w:p>
     <w:p>
       <w:pPr>
-        <w:spacing w:before="80" w:after="40"/>
+        <w:spacing w:before="60" w:after="40"/>
       </w:pPr>
       <w:r>
         <w:rPr>
@@ -503,34 +519,19 @@
           <w:color w:val="1F4E5B"/>
           <w:sz w:val="20"/>
         </w:rPr>
-        <w:t xml:space="preserve">Наличие трансграничной передачи: </w:t>
+        <w:t xml:space="preserve">Дата начала: </w:t>
       </w:r>
       <w:r>
         <w:rPr>
           <w:rFonts w:ascii="Calibri" w:hAnsi="Calibri"/>
-          <w:color w:val="222222"/>
           <w:sz w:val="20"/>
         </w:rPr>
-        <w:t>Не осуществляется (либо: осуществляется исключительно при использовании защищенной инфраструктуры мессенджера Telegram для доставки сообщений пользователям по их согласию)</w:t>
+        <w:t>29.06.2026</w:t>
       </w:r>
     </w:p>
     <w:p>
       <w:pPr>
-        <w:spacing w:before="240" w:after="60"/>
-      </w:pPr>
-      <w:r>
-        <w:rPr>
-          <w:rFonts w:ascii="Calibri" w:hAnsi="Calibri"/>
-          <w:b/>
-          <w:color w:val="1F4E5B"/>
-          <w:sz w:val="24"/>
-        </w:rPr>
-        <w:t>7. ДАТЫ И УСЛОВИЯ ПРЕКРАЩЕНИЯ ОБРАБОТКИ</w:t>
-      </w:r>
-    </w:p>
-    <w:p>
-      <w:pPr>
-        <w:spacing w:before="80" w:after="40"/>
+        <w:spacing w:before="60" w:after="40"/>
       </w:pPr>
       <w:r>
         <w:rPr>
@@ -539,37 +540,14 @@
           <w:color w:val="1F4E5B"/>
           <w:sz w:val="20"/>
         </w:rPr>
-        <w:t xml:space="preserve">Дата начала обработки: </w:t>
+        <w:t xml:space="preserve">Условие прекращения: </w:t>
       </w:r>
       <w:r>
         <w:rPr>
           <w:rFonts w:ascii="Calibri" w:hAnsi="Calibri"/>
-          <w:color w:val="222222"/>
           <w:sz w:val="20"/>
         </w:rPr>
-        <w:t>29.06.2026 (либо дата начала первой деятельности)</w:t>
-      </w:r>
-    </w:p>
-    <w:p>
-      <w:pPr>
-        <w:spacing w:before="80" w:after="40"/>
-      </w:pPr>
-      <w:r>
-        <w:rPr>
-          <w:rFonts w:ascii="Calibri" w:hAnsi="Calibri"/>
-          <w:b/>
-          <w:color w:val="1F4E5B"/>
-          <w:sz w:val="20"/>
-        </w:rPr>
-        <w:t xml:space="preserve">Условие прекращения обработки: </w:t>
-      </w:r>
-      <w:r>
-        <w:rPr>
-          <w:rFonts w:ascii="Calibri" w:hAnsi="Calibri"/>
-          <w:color w:val="222222"/>
-          <w:sz w:val="20"/>
-        </w:rPr>
-        <w:t>Достижение целей обработки персональных данных, ликвидация/прекращение деятельности оператора, отзыв согласия субъектом персональных данных</w:t>
+        <w:t>Достижение целей обработки, ликвидация/прекращение деятельности оператора, отзыв согласия субъектом персональных данных</w:t>
       </w:r>
     </w:p>
     <w:sectPr>
